--- a/Results/Customer_Churn_ML_Eval_and Recommendations.docx
+++ b/Results/Customer_Churn_ML_Eval_and Recommendations.docx
@@ -92,6 +92,7 @@
         <w:rPr>
           <w:b/>
           <w:bCs/>
+          <w:noProof/>
         </w:rPr>
         <w:drawing>
           <wp:inline distT="0" distB="0" distL="0" distR="0" wp14:anchorId="510C0917" wp14:editId="6A9D5DD0">
@@ -144,7 +145,23 @@
           <w:bCs/>
           <w:u w:val="single"/>
         </w:rPr>
-        <w:t>Doc:1 AUC results by attributes:</w:t>
+        <w:t>Doc:</w:t>
+      </w:r>
+      <w:r>
+        <w:rPr>
+          <w:b/>
+          <w:bCs/>
+          <w:u w:val="single"/>
+        </w:rPr>
+        <w:t>2</w:t>
+      </w:r>
+      <w:r>
+        <w:rPr>
+          <w:b/>
+          <w:bCs/>
+          <w:u w:val="single"/>
+        </w:rPr>
+        <w:t xml:space="preserve"> AUC results by attributes:</w:t>
       </w:r>
     </w:p>
     <w:p>
@@ -196,12 +213,35 @@
           <w:bCs/>
         </w:rPr>
       </w:pPr>
-      <w:r>
-        <w:rPr>
-          <w:b/>
-          <w:bCs/>
-        </w:rPr>
-        <w:t>DOC2: FEATURE IMPORTANCE</w:t>
+    </w:p>
+    <w:p>
+      <w:pPr>
+        <w:rPr>
+          <w:b/>
+          <w:bCs/>
+        </w:rPr>
+      </w:pPr>
+      <w:r>
+        <w:rPr>
+          <w:b/>
+          <w:bCs/>
+        </w:rPr>
+        <w:lastRenderedPageBreak/>
+        <w:t>DOC</w:t>
+      </w:r>
+      <w:r>
+        <w:rPr>
+          <w:b/>
+          <w:bCs/>
+        </w:rPr>
+        <w:t>3</w:t>
+      </w:r>
+      <w:r>
+        <w:rPr>
+          <w:b/>
+          <w:bCs/>
+        </w:rPr>
+        <w:t>: FEATURE IMPORTANCE</w:t>
       </w:r>
     </w:p>
     <w:p>
@@ -209,7 +249,6 @@
         <w:rPr>
           <w:noProof/>
         </w:rPr>
-        <w:lastRenderedPageBreak/>
         <w:drawing>
           <wp:inline distT="0" distB="0" distL="0" distR="0" wp14:anchorId="6F99C3E0" wp14:editId="4ED02A32">
             <wp:extent cx="5569616" cy="2171700"/>
@@ -249,53 +288,48 @@
     </w:p>
     <w:p/>
     <w:p>
-      <w:pPr>
-        <w:rPr>
-          <w:b/>
-          <w:bCs/>
-        </w:rPr>
-      </w:pPr>
-      <w:r>
-        <w:rPr>
-          <w:b/>
-          <w:bCs/>
-        </w:rPr>
-        <w:t xml:space="preserve">Analysis using Stacked Ensemble </w:t>
-      </w:r>
-    </w:p>
-    <w:p>
-      <w:pPr>
-        <w:rPr>
-          <w:b/>
-          <w:bCs/>
-        </w:rPr>
-      </w:pPr>
-      <w:r>
-        <w:rPr>
-          <w:b/>
-          <w:bCs/>
-        </w:rPr>
-        <w:t>Leader Board:</w:t>
-      </w:r>
-    </w:p>
-    <w:p>
-      <w:pPr>
-        <w:rPr>
-          <w:b/>
-          <w:bCs/>
-        </w:rPr>
-      </w:pPr>
-      <w:r>
-        <w:rPr>
-          <w:b/>
-          <w:bCs/>
+      <w:r>
+        <w:t xml:space="preserve">Doc4:  </w:t>
+      </w:r>
+      <w:proofErr w:type="spellStart"/>
+      <w:r>
+        <w:rPr>
+          <w:b/>
+          <w:bCs/>
+        </w:rPr>
+        <w:t>Auc_Roc</w:t>
+      </w:r>
+      <w:proofErr w:type="spellEnd"/>
+      <w:r>
+        <w:rPr>
+          <w:b/>
+          <w:bCs/>
+        </w:rPr>
+        <w:t xml:space="preserve"> and </w:t>
+      </w:r>
+      <w:proofErr w:type="spellStart"/>
+      <w:r>
+        <w:rPr>
+          <w:b/>
+          <w:bCs/>
+        </w:rPr>
+        <w:t>Auc_pr</w:t>
+      </w:r>
+      <w:proofErr w:type="spellEnd"/>
+      <w:r>
+        <w:t xml:space="preserve"> </w:t>
+      </w:r>
+    </w:p>
+    <w:p>
+      <w:r>
+        <w:rPr>
           <w:noProof/>
         </w:rPr>
         <w:drawing>
-          <wp:inline distT="0" distB="0" distL="0" distR="0" wp14:anchorId="63DD2CCF" wp14:editId="4C5072A0">
-            <wp:extent cx="5943600" cy="2589530"/>
-            <wp:effectExtent l="0" t="0" r="0" b="1270"/>
-            <wp:docPr id="518403504" name="Picture 1"/>
+          <wp:inline distT="0" distB="0" distL="0" distR="0" wp14:anchorId="62C7E942" wp14:editId="3977C6C8">
+            <wp:extent cx="5943600" cy="3722370"/>
+            <wp:effectExtent l="0" t="0" r="0" b="0"/>
+            <wp:docPr id="1707280155" name="Picture 1"/>
             <wp:cNvGraphicFramePr>
               <a:graphicFrameLocks xmlns:a="http://schemas.openxmlformats.org/drawingml/2006/main" noChangeAspect="1"/>
             </wp:cNvGraphicFramePr>
@@ -303,7 +337,7 @@
               <a:graphicData uri="http://schemas.openxmlformats.org/drawingml/2006/picture">
                 <pic:pic xmlns:pic="http://schemas.openxmlformats.org/drawingml/2006/picture">
                   <pic:nvPicPr>
-                    <pic:cNvPr id="518403504" name=""/>
+                    <pic:cNvPr id="1707280155" name=""/>
                     <pic:cNvPicPr/>
                   </pic:nvPicPr>
                   <pic:blipFill>
@@ -315,7 +349,7 @@
                   <pic:spPr>
                     <a:xfrm>
                       <a:off x="0" y="0"/>
-                      <a:ext cx="5943600" cy="2589530"/>
+                      <a:ext cx="5943600" cy="3722370"/>
                     </a:xfrm>
                     <a:prstGeom prst="rect">
                       <a:avLst/>
@@ -328,33 +362,79 @@
         </w:drawing>
       </w:r>
     </w:p>
-    <w:p>
-      <w:pPr>
-        <w:rPr>
-          <w:b/>
-          <w:bCs/>
-        </w:rPr>
-      </w:pPr>
-    </w:p>
-    <w:p>
-      <w:pPr>
-        <w:rPr>
-          <w:b/>
-          <w:bCs/>
-        </w:rPr>
-      </w:pPr>
-      <w:r>
-        <w:rPr>
-          <w:b/>
-          <w:bCs/>
-          <w:noProof/>
+    <w:p/>
+    <w:p/>
+    <w:p/>
+    <w:p>
+      <w:pPr>
+        <w:rPr>
+          <w:b/>
+          <w:bCs/>
+        </w:rPr>
+      </w:pPr>
+      <w:r>
+        <w:rPr>
+          <w:b/>
+          <w:bCs/>
         </w:rPr>
         <w:lastRenderedPageBreak/>
+        <w:t xml:space="preserve">Analysis using </w:t>
+      </w:r>
+      <w:r>
+        <w:rPr>
+          <w:b/>
+          <w:bCs/>
+        </w:rPr>
+        <w:t xml:space="preserve">H2o.Ai </w:t>
+      </w:r>
+      <w:r>
+        <w:rPr>
+          <w:b/>
+          <w:bCs/>
+        </w:rPr>
+        <w:t xml:space="preserve">Stacked Ensemble </w:t>
+      </w:r>
+    </w:p>
+    <w:p>
+      <w:pPr>
+        <w:rPr>
+          <w:b/>
+          <w:bCs/>
+        </w:rPr>
+      </w:pPr>
+    </w:p>
+    <w:p>
+      <w:pPr>
+        <w:rPr>
+          <w:b/>
+          <w:bCs/>
+        </w:rPr>
+      </w:pPr>
+      <w:r>
+        <w:rPr>
+          <w:b/>
+          <w:bCs/>
+        </w:rPr>
+        <w:t>Leaderboard:</w:t>
+      </w:r>
+    </w:p>
+    <w:p>
+      <w:pPr>
+        <w:rPr>
+          <w:b/>
+          <w:bCs/>
+        </w:rPr>
+      </w:pPr>
+      <w:r>
+        <w:rPr>
+          <w:b/>
+          <w:bCs/>
+        </w:rPr>
         <w:drawing>
-          <wp:inline distT="0" distB="0" distL="0" distR="0" wp14:anchorId="70BAF46E" wp14:editId="7D1B67F7">
-            <wp:extent cx="5530850" cy="2875300"/>
+          <wp:inline distT="0" distB="0" distL="0" distR="0" wp14:anchorId="08A71B4A" wp14:editId="585D6C48">
+            <wp:extent cx="5943600" cy="2506436"/>
             <wp:effectExtent l="0" t="0" r="0" b="0"/>
-            <wp:docPr id="809103077" name="Picture 1" descr="A screenshot of a computer&#10;&#10;Description automatically generated"/>
+            <wp:docPr id="1613403607" name="Picture 1" descr="A screenshot of a computer screen&#10;&#10;AI-generated content may be incorrect."/>
             <wp:cNvGraphicFramePr>
               <a:graphicFrameLocks xmlns:a="http://schemas.openxmlformats.org/drawingml/2006/main" noChangeAspect="1"/>
             </wp:cNvGraphicFramePr>
@@ -362,7 +442,7 @@
               <a:graphicData uri="http://schemas.openxmlformats.org/drawingml/2006/picture">
                 <pic:pic xmlns:pic="http://schemas.openxmlformats.org/drawingml/2006/picture">
                   <pic:nvPicPr>
-                    <pic:cNvPr id="809103077" name="Picture 1" descr="A screenshot of a computer&#10;&#10;Description automatically generated"/>
+                    <pic:cNvPr id="1613403607" name="Picture 1" descr="A screenshot of a computer screen&#10;&#10;AI-generated content may be incorrect."/>
                     <pic:cNvPicPr/>
                   </pic:nvPicPr>
                   <pic:blipFill>
@@ -374,7 +454,7 @@
                   <pic:spPr>
                     <a:xfrm>
                       <a:off x="0" y="0"/>
-                      <a:ext cx="5576456" cy="2899009"/>
+                      <a:ext cx="5951921" cy="2509945"/>
                     </a:xfrm>
                     <a:prstGeom prst="rect">
                       <a:avLst/>
@@ -402,39 +482,40 @@
           <w:bCs/>
         </w:rPr>
       </w:pPr>
-      <w:r>
-        <w:rPr>
-          <w:b/>
-          <w:bCs/>
-        </w:rPr>
-        <w:t>Summary of Evaluation</w:t>
-      </w:r>
-      <w:r>
-        <w:rPr>
-          <w:b/>
-          <w:bCs/>
-        </w:rPr>
-        <w:t>:</w:t>
-      </w:r>
-    </w:p>
-    <w:p>
-      <w:pPr>
-        <w:rPr>
-          <w:b/>
-          <w:bCs/>
-        </w:rPr>
-      </w:pPr>
-      <w:r>
-        <w:rPr>
-          <w:b/>
-          <w:bCs/>
-          <w:noProof/>
-        </w:rPr>
+    </w:p>
+    <w:p>
+      <w:pPr>
+        <w:rPr>
+          <w:b/>
+          <w:bCs/>
+        </w:rPr>
+      </w:pPr>
+      <w:r>
+        <w:rPr>
+          <w:b/>
+          <w:bCs/>
+        </w:rPr>
+        <w:t>Feature importance:</w:t>
+      </w:r>
+    </w:p>
+    <w:p>
+      <w:pPr>
+        <w:rPr>
+          <w:b/>
+          <w:bCs/>
+        </w:rPr>
+      </w:pPr>
+      <w:r>
+        <w:rPr>
+          <w:b/>
+          <w:bCs/>
+        </w:rPr>
+        <w:lastRenderedPageBreak/>
         <w:drawing>
-          <wp:inline distT="0" distB="0" distL="0" distR="0" wp14:anchorId="5F4B9304" wp14:editId="278544C1">
-            <wp:extent cx="5943600" cy="1981200"/>
-            <wp:effectExtent l="0" t="0" r="0" b="0"/>
-            <wp:docPr id="1062792827" name="Picture 1" descr="A computer screen with numbers and symbols&#10;&#10;Description automatically generated"/>
+          <wp:inline distT="0" distB="0" distL="0" distR="0" wp14:anchorId="1BD50D06" wp14:editId="606B0E44">
+            <wp:extent cx="5943600" cy="4252595"/>
+            <wp:effectExtent l="0" t="0" r="0" b="1905"/>
+            <wp:docPr id="655660031" name="Picture 1" descr="A screenshot of a computer&#10;&#10;AI-generated content may be incorrect."/>
             <wp:cNvGraphicFramePr>
               <a:graphicFrameLocks xmlns:a="http://schemas.openxmlformats.org/drawingml/2006/main" noChangeAspect="1"/>
             </wp:cNvGraphicFramePr>
@@ -442,7 +523,7 @@
               <a:graphicData uri="http://schemas.openxmlformats.org/drawingml/2006/picture">
                 <pic:pic xmlns:pic="http://schemas.openxmlformats.org/drawingml/2006/picture">
                   <pic:nvPicPr>
-                    <pic:cNvPr id="1062792827" name="Picture 1" descr="A computer screen with numbers and symbols&#10;&#10;Description automatically generated"/>
+                    <pic:cNvPr id="655660031" name="Picture 1" descr="A screenshot of a computer&#10;&#10;AI-generated content may be incorrect."/>
                     <pic:cNvPicPr/>
                   </pic:nvPicPr>
                   <pic:blipFill>
@@ -454,7 +535,7 @@
                   <pic:spPr>
                     <a:xfrm>
                       <a:off x="0" y="0"/>
-                      <a:ext cx="5943600" cy="1981200"/>
+                      <a:ext cx="5943600" cy="4252595"/>
                     </a:xfrm>
                     <a:prstGeom prst="rect">
                       <a:avLst/>
@@ -474,26 +555,17 @@
           <w:bCs/>
         </w:rPr>
       </w:pPr>
-    </w:p>
-    <w:p>
-      <w:pPr>
-        <w:rPr>
-          <w:b/>
-          <w:bCs/>
-        </w:rPr>
-      </w:pPr>
-      <w:r>
-        <w:rPr>
-          <w:b/>
-          <w:bCs/>
-          <w:noProof/>
+      <w:r>
+        <w:rPr>
+          <w:b/>
+          <w:bCs/>
         </w:rPr>
         <w:lastRenderedPageBreak/>
         <w:drawing>
-          <wp:inline distT="0" distB="0" distL="0" distR="0" wp14:anchorId="227FF476" wp14:editId="77133C42">
-            <wp:extent cx="5943600" cy="4965065"/>
-            <wp:effectExtent l="0" t="0" r="0" b="635"/>
-            <wp:docPr id="879574189" name="Picture 1" descr="A black screen with white text&#10;&#10;Description automatically generated"/>
+          <wp:inline distT="0" distB="0" distL="0" distR="0" wp14:anchorId="5B5DB210" wp14:editId="0EF56E85">
+            <wp:extent cx="5943600" cy="5673725"/>
+            <wp:effectExtent l="0" t="0" r="0" b="3175"/>
+            <wp:docPr id="1026386651" name="Picture 1" descr="A graph of a number of different colored bars&#10;&#10;AI-generated content may be incorrect."/>
             <wp:cNvGraphicFramePr>
               <a:graphicFrameLocks xmlns:a="http://schemas.openxmlformats.org/drawingml/2006/main" noChangeAspect="1"/>
             </wp:cNvGraphicFramePr>
@@ -501,7 +573,7 @@
               <a:graphicData uri="http://schemas.openxmlformats.org/drawingml/2006/picture">
                 <pic:pic xmlns:pic="http://schemas.openxmlformats.org/drawingml/2006/picture">
                   <pic:nvPicPr>
-                    <pic:cNvPr id="879574189" name="Picture 1" descr="A black screen with white text&#10;&#10;Description automatically generated"/>
+                    <pic:cNvPr id="1026386651" name="Picture 1" descr="A graph of a number of different colored bars&#10;&#10;AI-generated content may be incorrect."/>
                     <pic:cNvPicPr/>
                   </pic:nvPicPr>
                   <pic:blipFill>
@@ -513,7 +585,7 @@
                   <pic:spPr>
                     <a:xfrm>
                       <a:off x="0" y="0"/>
-                      <a:ext cx="5943600" cy="4965065"/>
+                      <a:ext cx="5943600" cy="5673725"/>
                     </a:xfrm>
                     <a:prstGeom prst="rect">
                       <a:avLst/>
@@ -541,32 +613,109 @@
           <w:bCs/>
         </w:rPr>
       </w:pPr>
-      <w:r>
-        <w:rPr>
-          <w:b/>
-          <w:bCs/>
-        </w:rPr>
-        <w:t>Confusion Matrix:</w:t>
-      </w:r>
-    </w:p>
-    <w:p>
-      <w:pPr>
-        <w:rPr>
-          <w:b/>
-          <w:bCs/>
-        </w:rPr>
-      </w:pPr>
-      <w:r>
-        <w:rPr>
-          <w:b/>
-          <w:bCs/>
-          <w:noProof/>
+    </w:p>
+    <w:p>
+      <w:pPr>
+        <w:rPr>
+          <w:b/>
+          <w:bCs/>
+        </w:rPr>
+      </w:pPr>
+      <w:r>
+        <w:rPr>
+          <w:b/>
+          <w:bCs/>
+        </w:rPr>
+        <w:t>Doc6: Model Details</w:t>
+      </w:r>
+    </w:p>
+    <w:p>
+      <w:pPr>
+        <w:rPr>
+          <w:b/>
+          <w:bCs/>
+        </w:rPr>
+      </w:pPr>
+    </w:p>
+    <w:p>
+      <w:pPr>
+        <w:rPr>
+          <w:b/>
+          <w:bCs/>
+        </w:rPr>
+      </w:pPr>
+    </w:p>
+    <w:p>
+      <w:pPr>
+        <w:rPr>
+          <w:b/>
+          <w:bCs/>
+        </w:rPr>
+      </w:pPr>
+    </w:p>
+    <w:p>
+      <w:pPr>
+        <w:rPr>
+          <w:b/>
+          <w:bCs/>
+        </w:rPr>
+      </w:pPr>
+    </w:p>
+    <w:p>
+      <w:pPr>
+        <w:rPr>
+          <w:b/>
+          <w:bCs/>
+        </w:rPr>
+      </w:pPr>
+    </w:p>
+    <w:p>
+      <w:pPr>
+        <w:rPr>
+          <w:b/>
+          <w:bCs/>
+        </w:rPr>
+      </w:pPr>
+      <w:r>
+        <w:rPr>
+          <w:b/>
+          <w:bCs/>
+        </w:rPr>
+        <w:lastRenderedPageBreak/>
+        <w:t xml:space="preserve">Doc 7: Model </w:t>
+      </w:r>
+      <w:r>
+        <w:rPr>
+          <w:b/>
+          <w:bCs/>
+        </w:rPr>
+        <w:t>Summary of Evaluation</w:t>
+      </w:r>
+      <w:r>
+        <w:rPr>
+          <w:b/>
+          <w:bCs/>
+        </w:rPr>
+        <w:t xml:space="preserve"> and confusion matrix</w:t>
+      </w:r>
+    </w:p>
+    <w:p>
+      <w:pPr>
+        <w:rPr>
+          <w:b/>
+          <w:bCs/>
+        </w:rPr>
+      </w:pPr>
+      <w:r>
+        <w:rPr>
+          <w:b/>
+          <w:bCs/>
         </w:rPr>
         <w:drawing>
-          <wp:inline distT="0" distB="0" distL="0" distR="0" wp14:anchorId="6B02571D" wp14:editId="30461424">
-            <wp:extent cx="5943600" cy="1548765"/>
+          <wp:inline distT="0" distB="0" distL="0" distR="0" wp14:anchorId="16ECC09F" wp14:editId="08363CE9">
+            <wp:extent cx="5943600" cy="4380865"/>
             <wp:effectExtent l="0" t="0" r="0" b="635"/>
-            <wp:docPr id="1854463228" name="Picture 1"/>
+            <wp:docPr id="1600288163" name="Picture 1" descr="A computer screen shot of a black screen&#10;&#10;AI-generated content may be incorrect."/>
             <wp:cNvGraphicFramePr>
               <a:graphicFrameLocks xmlns:a="http://schemas.openxmlformats.org/drawingml/2006/main" noChangeAspect="1"/>
             </wp:cNvGraphicFramePr>
@@ -574,7 +723,7 @@
               <a:graphicData uri="http://schemas.openxmlformats.org/drawingml/2006/picture">
                 <pic:pic xmlns:pic="http://schemas.openxmlformats.org/drawingml/2006/picture">
                   <pic:nvPicPr>
-                    <pic:cNvPr id="1854463228" name=""/>
+                    <pic:cNvPr id="1600288163" name="Picture 1" descr="A computer screen shot of a black screen&#10;&#10;AI-generated content may be incorrect."/>
                     <pic:cNvPicPr/>
                   </pic:nvPicPr>
                   <pic:blipFill>
@@ -586,7 +735,7 @@
                   <pic:spPr>
                     <a:xfrm>
                       <a:off x="0" y="0"/>
-                      <a:ext cx="5943600" cy="1548765"/>
+                      <a:ext cx="5943600" cy="4380865"/>
                     </a:xfrm>
                     <a:prstGeom prst="rect">
                       <a:avLst/>
@@ -627,28 +776,27 @@
           <w:b/>
           <w:bCs/>
         </w:rPr>
+        <w:t>ROC</w:t>
+      </w:r>
+    </w:p>
+    <w:p>
+      <w:pPr>
+        <w:rPr>
+          <w:b/>
+          <w:bCs/>
+        </w:rPr>
+      </w:pPr>
+      <w:r>
+        <w:rPr>
+          <w:b/>
+          <w:bCs/>
+        </w:rPr>
         <w:lastRenderedPageBreak/>
-        <w:t>ROC</w:t>
-      </w:r>
-    </w:p>
-    <w:p>
-      <w:pPr>
-        <w:rPr>
-          <w:b/>
-          <w:bCs/>
-        </w:rPr>
-      </w:pPr>
-      <w:r>
-        <w:rPr>
-          <w:b/>
-          <w:bCs/>
-          <w:noProof/>
-        </w:rPr>
         <w:drawing>
-          <wp:inline distT="0" distB="0" distL="0" distR="0" wp14:anchorId="1EAB7C8E" wp14:editId="215E2791">
-            <wp:extent cx="5943600" cy="4324985"/>
-            <wp:effectExtent l="0" t="0" r="0" b="5715"/>
-            <wp:docPr id="1218301517" name="Picture 1" descr="A graph of a function&#10;&#10;Description automatically generated"/>
+          <wp:inline distT="0" distB="0" distL="0" distR="0" wp14:anchorId="5C088B04" wp14:editId="3804F76B">
+            <wp:extent cx="5943600" cy="4380865"/>
+            <wp:effectExtent l="0" t="0" r="0" b="635"/>
+            <wp:docPr id="473658913" name="Picture 1" descr="A graph with a blue line&#10;&#10;AI-generated content may be incorrect."/>
             <wp:cNvGraphicFramePr>
               <a:graphicFrameLocks xmlns:a="http://schemas.openxmlformats.org/drawingml/2006/main" noChangeAspect="1"/>
             </wp:cNvGraphicFramePr>
@@ -656,7 +804,7 @@
               <a:graphicData uri="http://schemas.openxmlformats.org/drawingml/2006/picture">
                 <pic:pic xmlns:pic="http://schemas.openxmlformats.org/drawingml/2006/picture">
                   <pic:nvPicPr>
-                    <pic:cNvPr id="1218301517" name="Picture 1" descr="A graph of a function&#10;&#10;Description automatically generated"/>
+                    <pic:cNvPr id="473658913" name="Picture 1" descr="A graph with a blue line&#10;&#10;AI-generated content may be incorrect."/>
                     <pic:cNvPicPr/>
                   </pic:nvPicPr>
                   <pic:blipFill>
@@ -668,7 +816,7 @@
                   <pic:spPr>
                     <a:xfrm>
                       <a:off x="0" y="0"/>
-                      <a:ext cx="5943600" cy="4324985"/>
+                      <a:ext cx="5943600" cy="4380865"/>
                     </a:xfrm>
                     <a:prstGeom prst="rect">
                       <a:avLst/>
@@ -704,18 +852,48 @@
           <w:bCs/>
         </w:rPr>
       </w:pPr>
-      <w:r>
-        <w:rPr>
-          <w:b/>
-          <w:bCs/>
-          <w:noProof/>
+    </w:p>
+    <w:p>
+      <w:pPr>
+        <w:rPr>
+          <w:b/>
+          <w:bCs/>
+        </w:rPr>
+      </w:pPr>
+    </w:p>
+    <w:p>
+      <w:pPr>
+        <w:rPr>
+          <w:b/>
+          <w:bCs/>
+        </w:rPr>
+      </w:pPr>
+      <w:r>
+        <w:rPr>
+          <w:b/>
+          <w:bCs/>
+        </w:rPr>
+        <w:t>AUC-PR</w:t>
+      </w:r>
+    </w:p>
+    <w:p>
+      <w:pPr>
+        <w:rPr>
+          <w:b/>
+          <w:bCs/>
+        </w:rPr>
+      </w:pPr>
+      <w:r>
+        <w:rPr>
+          <w:b/>
+          <w:bCs/>
         </w:rPr>
         <w:lastRenderedPageBreak/>
         <w:drawing>
-          <wp:inline distT="0" distB="0" distL="0" distR="0" wp14:anchorId="7A3A5EEB" wp14:editId="2D5BF6A3">
-            <wp:extent cx="5942662" cy="3180806"/>
-            <wp:effectExtent l="0" t="0" r="1270" b="0"/>
-            <wp:docPr id="1274294620" name="Picture 1" descr="A graph of a graph&#10;&#10;Description automatically generated"/>
+          <wp:inline distT="0" distB="0" distL="0" distR="0" wp14:anchorId="0A5AB045" wp14:editId="60676D54">
+            <wp:extent cx="5943600" cy="4380865"/>
+            <wp:effectExtent l="0" t="0" r="0" b="635"/>
+            <wp:docPr id="1440478920" name="Picture 1" descr="A graph of a graph&#10;&#10;AI-generated content may be incorrect."/>
             <wp:cNvGraphicFramePr>
               <a:graphicFrameLocks xmlns:a="http://schemas.openxmlformats.org/drawingml/2006/main" noChangeAspect="1"/>
             </wp:cNvGraphicFramePr>
@@ -723,7 +901,7 @@
               <a:graphicData uri="http://schemas.openxmlformats.org/drawingml/2006/picture">
                 <pic:pic xmlns:pic="http://schemas.openxmlformats.org/drawingml/2006/picture">
                   <pic:nvPicPr>
-                    <pic:cNvPr id="1274294620" name="Picture 1" descr="A graph of a graph&#10;&#10;Description automatically generated"/>
+                    <pic:cNvPr id="1440478920" name="Picture 1" descr="A graph of a graph&#10;&#10;AI-generated content may be incorrect."/>
                     <pic:cNvPicPr/>
                   </pic:nvPicPr>
                   <pic:blipFill>
@@ -735,7 +913,7 @@
                   <pic:spPr>
                     <a:xfrm>
                       <a:off x="0" y="0"/>
-                      <a:ext cx="5954766" cy="3187284"/>
+                      <a:ext cx="5943600" cy="4380865"/>
                     </a:xfrm>
                     <a:prstGeom prst="rect">
                       <a:avLst/>
@@ -763,6 +941,56 @@
           <w:bCs/>
         </w:rPr>
       </w:pPr>
+    </w:p>
+    <w:p>
+      <w:pPr>
+        <w:rPr>
+          <w:b/>
+          <w:bCs/>
+        </w:rPr>
+      </w:pPr>
+      <w:r>
+        <w:rPr>
+          <w:b/>
+          <w:bCs/>
+        </w:rPr>
+        <w:lastRenderedPageBreak/>
+        <w:drawing>
+          <wp:inline distT="0" distB="0" distL="0" distR="0" wp14:anchorId="5387667B" wp14:editId="28A71F49">
+            <wp:extent cx="5943600" cy="5913755"/>
+            <wp:effectExtent l="0" t="0" r="0" b="4445"/>
+            <wp:docPr id="1049109010" name="Picture 1" descr="A graph with a line&#10;&#10;AI-generated content may be incorrect."/>
+            <wp:cNvGraphicFramePr>
+              <a:graphicFrameLocks xmlns:a="http://schemas.openxmlformats.org/drawingml/2006/main" noChangeAspect="1"/>
+            </wp:cNvGraphicFramePr>
+            <a:graphic xmlns:a="http://schemas.openxmlformats.org/drawingml/2006/main">
+              <a:graphicData uri="http://schemas.openxmlformats.org/drawingml/2006/picture">
+                <pic:pic xmlns:pic="http://schemas.openxmlformats.org/drawingml/2006/picture">
+                  <pic:nvPicPr>
+                    <pic:cNvPr id="1049109010" name="Picture 1" descr="A graph with a line&#10;&#10;AI-generated content may be incorrect."/>
+                    <pic:cNvPicPr/>
+                  </pic:nvPicPr>
+                  <pic:blipFill>
+                    <a:blip r:embed="rId14"/>
+                    <a:stretch>
+                      <a:fillRect/>
+                    </a:stretch>
+                  </pic:blipFill>
+                  <pic:spPr>
+                    <a:xfrm>
+                      <a:off x="0" y="0"/>
+                      <a:ext cx="5943600" cy="5913755"/>
+                    </a:xfrm>
+                    <a:prstGeom prst="rect">
+                      <a:avLst/>
+                    </a:prstGeom>
+                  </pic:spPr>
+                </pic:pic>
+              </a:graphicData>
+            </a:graphic>
+          </wp:inline>
+        </w:drawing>
+      </w:r>
     </w:p>
     <w:p/>
     <w:p/>
